--- a/ЛР3/ЛР3 звіт.docx
+++ b/ЛР3/ЛР3 звіт.docx
@@ -1,6 +1,6 @@
 
 <file path=word/document.xml><?xml version="1.0" encoding="utf-8"?>
-<w:document xmlns:wpc="http://schemas.microsoft.com/office/word/2010/wordprocessingCanvas" xmlns:cx="http://schemas.microsoft.com/office/drawing/2014/chartex" xmlns:cx1="http://schemas.microsoft.com/office/drawing/2015/9/8/chartex" xmlns:cx2="http://schemas.microsoft.com/office/drawing/2015/10/21/chartex" xmlns:cx3="http://schemas.microsoft.com/office/drawing/2016/5/9/chartex" xmlns:cx4="http://schemas.microsoft.com/office/drawing/2016/5/10/chartex" xmlns:cx5="http://schemas.microsoft.com/office/drawing/2016/5/11/chartex" xmlns:cx6="http://schemas.microsoft.com/office/drawing/2016/5/12/chartex" xmlns:cx7="http://schemas.microsoft.com/office/drawing/2016/5/13/chartex" xmlns:cx8="http://schemas.microsoft.com/office/drawing/2016/5/14/chartex" xmlns:mc="http://schemas.openxmlformats.org/markup-compatibility/2006" xmlns:aink="http://schemas.microsoft.com/office/drawing/2016/ink" xmlns:am3d="http://schemas.microsoft.com/office/drawing/2017/model3d" xmlns:o="urn:schemas-microsoft-com:office:office" xmlns:oel="http://schemas.microsoft.com/office/2019/extlst" xmlns:r="http://schemas.openxmlformats.org/officeDocument/2006/relationships" xmlns:m="http://schemas.openxmlformats.org/officeDocument/2006/math" xmlns:v="urn:schemas-microsoft-com:vml" xmlns:wp14="http://schemas.microsoft.com/office/word/2010/wordprocessingDrawing" xmlns:wp="http://schemas.openxmlformats.org/drawingml/2006/wordprocessingDrawing" xmlns:w10="urn:schemas-microsoft-com:office:word" xmlns:w="http://schemas.openxmlformats.org/wordprocessingml/2006/main" xmlns:w14="http://schemas.microsoft.com/office/word/2010/wordml" xmlns:w15="http://schemas.microsoft.com/office/word/2012/wordml" xmlns:w16cex="http://schemas.microsoft.com/office/word/2018/wordml/cex" xmlns:w16cid="http://schemas.microsoft.com/office/word/2016/wordml/cid" xmlns:w16="http://schemas.microsoft.com/office/word/2018/wordml" xmlns:w16du="http://schemas.microsoft.com/office/word/2023/wordml/word16du" xmlns:w16sdtdh="http://schemas.microsoft.com/office/word/2020/wordml/sdtdatahash" xmlns:w16sdtfl="http://schemas.microsoft.com/office/word/2024/wordml/sdtformatlock" xmlns:w16se="http://schemas.microsoft.com/office/word/2015/wordml/symex" xmlns:wpg="http://schemas.microsoft.com/office/word/2010/wordprocessingGroup" xmlns:wpi="http://schemas.microsoft.com/office/word/2010/wordprocessingInk" xmlns:wne="http://schemas.microsoft.com/office/word/2006/wordml" xmlns:wps="http://schemas.microsoft.com/office/word/2010/wordprocessingShape" mc:Ignorable="w14 w15 w16se w16cid w16 w16cex w16sdtdh w16sdtfl w16du wp14">
+<w:document xmlns:wpc="http://schemas.microsoft.com/office/word/2010/wordprocessingCanvas" xmlns:mc="http://schemas.openxmlformats.org/markup-compatibility/2006" xmlns:o="urn:schemas-microsoft-com:office:office" xmlns:r="http://schemas.openxmlformats.org/officeDocument/2006/relationships" xmlns:m="http://schemas.openxmlformats.org/officeDocument/2006/math" xmlns:v="urn:schemas-microsoft-com:vml" xmlns:wp14="http://schemas.microsoft.com/office/word/2010/wordprocessingDrawing" xmlns:wp="http://schemas.openxmlformats.org/drawingml/2006/wordprocessingDrawing" xmlns:w10="urn:schemas-microsoft-com:office:word" xmlns:w="http://schemas.openxmlformats.org/wordprocessingml/2006/main" xmlns:w14="http://schemas.microsoft.com/office/word/2010/wordml" xmlns:w15="http://schemas.microsoft.com/office/word/2012/wordml" xmlns:wpg="http://schemas.microsoft.com/office/word/2010/wordprocessingGroup" xmlns:wpi="http://schemas.microsoft.com/office/word/2010/wordprocessingInk" xmlns:wne="http://schemas.microsoft.com/office/word/2006/wordml" xmlns:wps="http://schemas.microsoft.com/office/word/2010/wordprocessingShape" mc:Ignorable="w14 w15 wp14">
   <w:body>
     <w:p>
       <w:pPr>
@@ -114,10 +114,9 @@
       </w:r>
       <w:r>
         <w:rPr>
-          <w:highlight w:val="yellow"/>
-          <w:lang w:val="uk-UA"/>
-        </w:rPr>
-        <w:t>2</w:t>
+          <w:lang w:val="uk-UA"/>
+        </w:rPr>
+        <w:t>3</w:t>
       </w:r>
     </w:p>
     <w:p>
@@ -196,9 +195,8 @@
         <w:rPr>
           <w:rFonts w:ascii="Times New Roman" w:hAnsi="Times New Roman" w:cs="Times New Roman"/>
           <w:sz w:val="28"/>
-          <w:highlight w:val="yellow"/>
-        </w:rPr>
-        <w:t>Генерація сигналів з обмеженою частотою</w:t>
+        </w:rPr>
+        <w:t>Дискретизація аналогових сигналів</w:t>
       </w:r>
       <w:r>
         <w:rPr>
@@ -228,16 +226,15 @@
         <w:rPr>
           <w:rFonts w:ascii="Times New Roman" w:hAnsi="Times New Roman" w:cs="Times New Roman"/>
           <w:sz w:val="28"/>
-          <w:highlight w:val="yellow"/>
-        </w:rPr>
-        <w:t>5</w:t>
-      </w:r>
-      <w:r>
-        <w:rPr>
-          <w:rFonts w:ascii="Times New Roman" w:hAnsi="Times New Roman" w:cs="Times New Roman"/>
-          <w:sz w:val="28"/>
-        </w:rPr>
-        <w:t xml:space="preserve"> курсу групи №</w:t>
+        </w:rPr>
+        <w:t xml:space="preserve">3 </w:t>
+      </w:r>
+      <w:r>
+        <w:rPr>
+          <w:rFonts w:ascii="Times New Roman" w:hAnsi="Times New Roman" w:cs="Times New Roman"/>
+          <w:sz w:val="28"/>
+        </w:rPr>
+        <w:t>курсу групи №</w:t>
       </w:r>
       <w:r>
         <w:rPr>
@@ -250,9 +247,8 @@
         <w:rPr>
           <w:rFonts w:ascii="Times New Roman" w:hAnsi="Times New Roman" w:cs="Times New Roman"/>
           <w:sz w:val="28"/>
-          <w:highlight w:val="yellow"/>
-        </w:rPr>
-        <w:t>559</w:t>
+        </w:rPr>
+        <w:t>536</w:t>
       </w:r>
     </w:p>
     <w:p>
@@ -284,7 +280,6 @@
         <w:rPr>
           <w:rFonts w:ascii="Times New Roman" w:hAnsi="Times New Roman" w:cs="Times New Roman"/>
           <w:sz w:val="28"/>
-          <w:highlight w:val="yellow"/>
           <w:u w:val="single"/>
         </w:rPr>
         <w:t>172 Телекомунікації та радіотехніка</w:t>
@@ -348,16 +343,33 @@
           <w:sz w:val="28"/>
           <w:u w:val="single"/>
         </w:rPr>
-        <w:t xml:space="preserve">                 </w:t>
-      </w:r>
-      <w:r>
-        <w:rPr>
-          <w:rFonts w:ascii="Times New Roman" w:hAnsi="Times New Roman" w:cs="Times New Roman"/>
-          <w:sz w:val="28"/>
-          <w:highlight w:val="yellow"/>
+        <w:t xml:space="preserve">        </w:t>
+      </w:r>
+      <w:r>
+        <w:rPr>
+          <w:rFonts w:ascii="Times New Roman" w:hAnsi="Times New Roman" w:cs="Times New Roman"/>
+          <w:sz w:val="28"/>
           <w:u w:val="single"/>
         </w:rPr>
-        <w:t>Іванов Іван Іванович</w:t>
+        <w:t xml:space="preserve">     </w:t>
+      </w:r>
+      <w:proofErr w:type="spellStart"/>
+      <w:r>
+        <w:rPr>
+          <w:rFonts w:ascii="Times New Roman" w:hAnsi="Times New Roman" w:cs="Times New Roman"/>
+          <w:sz w:val="28"/>
+          <w:u w:val="single"/>
+        </w:rPr>
+        <w:t>Кенкін</w:t>
+      </w:r>
+      <w:proofErr w:type="spellEnd"/>
+      <w:r>
+        <w:rPr>
+          <w:rFonts w:ascii="Times New Roman" w:hAnsi="Times New Roman" w:cs="Times New Roman"/>
+          <w:sz w:val="28"/>
+          <w:u w:val="single"/>
+        </w:rPr>
+        <w:t xml:space="preserve"> Денис Денисович</w:t>
       </w:r>
       <w:r>
         <w:rPr>
@@ -636,38 +648,204 @@
           <w:lang w:val="uk-UA"/>
         </w:rPr>
         <w:lastRenderedPageBreak/>
-        <w:t xml:space="preserve">На рисунку 1 представлено згенерований сигнал з максимальною частотою </w:t>
-      </w:r>
-      <w:r>
-        <w:rPr>
-          <w:rFonts w:ascii="Times New Roman" w:hAnsi="Times New Roman" w:cs="Times New Roman"/>
-          <w:sz w:val="28"/>
-          <w:szCs w:val="28"/>
-          <w:highlight w:val="yellow"/>
-          <w:lang w:val="uk-UA"/>
-        </w:rPr>
-        <w:t xml:space="preserve">15 </w:t>
-      </w:r>
-      <w:proofErr w:type="spellStart"/>
-      <w:r>
-        <w:rPr>
-          <w:rFonts w:ascii="Times New Roman" w:hAnsi="Times New Roman" w:cs="Times New Roman"/>
-          <w:sz w:val="28"/>
-          <w:szCs w:val="28"/>
-          <w:highlight w:val="yellow"/>
-          <w:lang w:val="uk-UA"/>
-        </w:rPr>
-        <w:t>Гц</w:t>
-      </w:r>
-      <w:proofErr w:type="spellEnd"/>
-      <w:r>
-        <w:rPr>
-          <w:rFonts w:ascii="Times New Roman" w:hAnsi="Times New Roman" w:cs="Times New Roman"/>
-          <w:sz w:val="28"/>
-          <w:szCs w:val="28"/>
-          <w:lang w:val="uk-UA"/>
-        </w:rPr>
-        <w:t xml:space="preserve">, а на рисунку 2 представлено спектр даного сигналу. </w:t>
+        <w:t xml:space="preserve">На рисунку 1 представлено згенерований сигнал з </w:t>
+      </w:r>
+      <w:r>
+        <w:rPr>
+          <w:rFonts w:ascii="Times New Roman" w:hAnsi="Times New Roman" w:cs="Times New Roman"/>
+          <w:sz w:val="28"/>
+          <w:szCs w:val="28"/>
+          <w:lang w:val="uk-UA"/>
+        </w:rPr>
+        <w:t xml:space="preserve">кроком дискретизації </w:t>
+      </w:r>
+      <w:r>
+        <w:rPr>
+          <w:rFonts w:ascii="Times New Roman" w:hAnsi="Times New Roman" w:cs="Times New Roman"/>
+          <w:sz w:val="28"/>
+          <w:szCs w:val="28"/>
+          <w:lang w:val="en-US"/>
+        </w:rPr>
+        <w:t>D</w:t>
+      </w:r>
+      <w:r>
+        <w:rPr>
+          <w:rFonts w:ascii="Times New Roman" w:hAnsi="Times New Roman" w:cs="Times New Roman"/>
+          <w:sz w:val="28"/>
+          <w:szCs w:val="28"/>
+          <w:vertAlign w:val="subscript"/>
+          <w:lang w:val="en-US"/>
+        </w:rPr>
+        <w:t>t</w:t>
+      </w:r>
+      <w:r>
+        <w:rPr>
+          <w:rFonts w:ascii="Times New Roman" w:hAnsi="Times New Roman" w:cs="Times New Roman"/>
+          <w:sz w:val="28"/>
+          <w:szCs w:val="28"/>
+          <w:vertAlign w:val="subscript"/>
+        </w:rPr>
+        <w:t xml:space="preserve"> </w:t>
+      </w:r>
+      <w:r>
+        <w:rPr>
+          <w:rFonts w:ascii="Times New Roman" w:hAnsi="Times New Roman" w:cs="Times New Roman"/>
+          <w:sz w:val="28"/>
+          <w:szCs w:val="28"/>
+        </w:rPr>
+        <w:t xml:space="preserve"> = (2, 4, 8, 16)</w:t>
+      </w:r>
+      <w:r>
+        <w:rPr>
+          <w:rFonts w:ascii="Times New Roman" w:hAnsi="Times New Roman" w:cs="Times New Roman"/>
+          <w:sz w:val="28"/>
+          <w:szCs w:val="28"/>
+          <w:lang w:val="uk-UA"/>
+        </w:rPr>
+        <w:t xml:space="preserve">, </w:t>
+      </w:r>
+      <w:r>
+        <w:rPr>
+          <w:rFonts w:ascii="Times New Roman" w:hAnsi="Times New Roman" w:cs="Times New Roman"/>
+          <w:sz w:val="28"/>
+          <w:szCs w:val="28"/>
+          <w:lang w:val="uk-UA"/>
+        </w:rPr>
+        <w:t>на рисунку 2 представлено спектр</w:t>
+      </w:r>
+      <w:r>
+        <w:rPr>
+          <w:rFonts w:ascii="Times New Roman" w:hAnsi="Times New Roman" w:cs="Times New Roman"/>
+          <w:sz w:val="28"/>
+          <w:szCs w:val="28"/>
+          <w:lang w:val="uk-UA"/>
+        </w:rPr>
+        <w:t>и сигналів с кроком дискретизації</w:t>
+      </w:r>
+      <w:r>
+        <w:rPr>
+          <w:rFonts w:ascii="Times New Roman" w:hAnsi="Times New Roman" w:cs="Times New Roman"/>
+          <w:sz w:val="28"/>
+          <w:szCs w:val="28"/>
+        </w:rPr>
+        <w:t xml:space="preserve"> </w:t>
+      </w:r>
+      <w:r>
+        <w:rPr>
+          <w:rFonts w:ascii="Times New Roman" w:hAnsi="Times New Roman" w:cs="Times New Roman"/>
+          <w:sz w:val="28"/>
+          <w:szCs w:val="28"/>
+          <w:lang w:val="en-US"/>
+        </w:rPr>
+        <w:t>D</w:t>
+      </w:r>
+      <w:r>
+        <w:rPr>
+          <w:rFonts w:ascii="Times New Roman" w:hAnsi="Times New Roman" w:cs="Times New Roman"/>
+          <w:sz w:val="28"/>
+          <w:szCs w:val="28"/>
+          <w:vertAlign w:val="subscript"/>
+          <w:lang w:val="en-US"/>
+        </w:rPr>
+        <w:t>t</w:t>
+      </w:r>
+      <w:r>
+        <w:rPr>
+          <w:rFonts w:ascii="Times New Roman" w:hAnsi="Times New Roman" w:cs="Times New Roman"/>
+          <w:sz w:val="28"/>
+          <w:szCs w:val="28"/>
+          <w:vertAlign w:val="subscript"/>
+        </w:rPr>
+        <w:t xml:space="preserve"> </w:t>
+      </w:r>
+      <w:r>
+        <w:rPr>
+          <w:rFonts w:ascii="Times New Roman" w:hAnsi="Times New Roman" w:cs="Times New Roman"/>
+          <w:sz w:val="28"/>
+          <w:szCs w:val="28"/>
+        </w:rPr>
+        <w:t xml:space="preserve"> = (2, 4, 8, 16)</w:t>
+      </w:r>
+      <w:r>
+        <w:rPr>
+          <w:rFonts w:ascii="Times New Roman" w:hAnsi="Times New Roman" w:cs="Times New Roman"/>
+          <w:sz w:val="28"/>
+          <w:szCs w:val="28"/>
+          <w:lang w:val="uk-UA"/>
+        </w:rPr>
+        <w:t xml:space="preserve">, на рисунку 3 представлено відновлені аналогові сигнали з кроком дискретизації </w:t>
+      </w:r>
+      <w:r>
+        <w:rPr>
+          <w:rFonts w:ascii="Times New Roman" w:hAnsi="Times New Roman" w:cs="Times New Roman"/>
+          <w:sz w:val="28"/>
+          <w:szCs w:val="28"/>
+          <w:lang w:val="en-US"/>
+        </w:rPr>
+        <w:t>D</w:t>
+      </w:r>
+      <w:r>
+        <w:rPr>
+          <w:rFonts w:ascii="Times New Roman" w:hAnsi="Times New Roman" w:cs="Times New Roman"/>
+          <w:sz w:val="28"/>
+          <w:szCs w:val="28"/>
+          <w:vertAlign w:val="subscript"/>
+          <w:lang w:val="en-US"/>
+        </w:rPr>
+        <w:t>t</w:t>
+      </w:r>
+      <w:r>
+        <w:rPr>
+          <w:rFonts w:ascii="Times New Roman" w:hAnsi="Times New Roman" w:cs="Times New Roman"/>
+          <w:sz w:val="28"/>
+          <w:szCs w:val="28"/>
+          <w:vertAlign w:val="subscript"/>
+        </w:rPr>
+        <w:t xml:space="preserve"> </w:t>
+      </w:r>
+      <w:r>
+        <w:rPr>
+          <w:rFonts w:ascii="Times New Roman" w:hAnsi="Times New Roman" w:cs="Times New Roman"/>
+          <w:sz w:val="28"/>
+          <w:szCs w:val="28"/>
+        </w:rPr>
+        <w:t xml:space="preserve"> = (2, 4, 8, 16)</w:t>
+      </w:r>
+      <w:r>
+        <w:rPr>
+          <w:rFonts w:ascii="Times New Roman" w:hAnsi="Times New Roman" w:cs="Times New Roman"/>
+          <w:sz w:val="28"/>
+          <w:szCs w:val="28"/>
+          <w:lang w:val="uk-UA"/>
+        </w:rPr>
+        <w:t>, на рисунку 4 представлено залежність дисперсії від кроку дискретизації,</w:t>
+      </w:r>
+      <w:r>
+        <w:rPr>
+          <w:rFonts w:ascii="Times New Roman" w:hAnsi="Times New Roman" w:cs="Times New Roman"/>
+          <w:sz w:val="28"/>
+          <w:szCs w:val="28"/>
+          <w:lang w:val="uk-UA"/>
+        </w:rPr>
+        <w:t xml:space="preserve"> на рисунку 5 представлено </w:t>
+      </w:r>
+      <w:r>
+        <w:rPr>
+          <w:rFonts w:ascii="Times New Roman" w:hAnsi="Times New Roman" w:cs="Times New Roman"/>
+          <w:sz w:val="28"/>
+          <w:szCs w:val="28"/>
+          <w:lang w:val="uk-UA"/>
+        </w:rPr>
+        <w:t>співвідношення сигнал-шум від дисперсії</w:t>
+      </w:r>
+      <w:r>
+        <w:rPr>
+          <w:rFonts w:ascii="Times New Roman" w:hAnsi="Times New Roman" w:cs="Times New Roman"/>
+          <w:sz w:val="28"/>
+          <w:szCs w:val="28"/>
+          <w:lang w:val="uk-UA"/>
+        </w:rPr>
+        <w:t>.</w:t>
       </w:r>
     </w:p>
     <w:p>
@@ -698,12 +876,13 @@
           <w:noProof/>
           <w:sz w:val="28"/>
           <w:szCs w:val="28"/>
+          <w:lang w:eastAsia="uk-UA"/>
         </w:rPr>
         <w:drawing>
-          <wp:inline distT="0" distB="0" distL="0" distR="0" wp14:anchorId="2A7E5C24" wp14:editId="6B3DF986">
-            <wp:extent cx="5429250" cy="3395002"/>
+          <wp:inline distT="0" distB="0" distL="0" distR="0" wp14:anchorId="4CC1D2C6" wp14:editId="3B3E905B">
+            <wp:extent cx="6210300" cy="4140200"/>
             <wp:effectExtent l="0" t="0" r="0" b="0"/>
-            <wp:docPr id="1" name="Рисунок 1" descr="Зображення, що містить ряд, схема, знімок екрана, Графік&#10;&#10;Вміст на основі ШІ може бути неправильним."/>
+            <wp:docPr id="2" name="Рисунок 2"/>
             <wp:cNvGraphicFramePr>
               <a:graphicFrameLocks xmlns:a="http://schemas.openxmlformats.org/drawingml/2006/main" noChangeAspect="1"/>
             </wp:cNvGraphicFramePr>
@@ -711,32 +890,29 @@
               <a:graphicData uri="http://schemas.openxmlformats.org/drawingml/2006/picture">
                 <pic:pic xmlns:pic="http://schemas.openxmlformats.org/drawingml/2006/picture">
                   <pic:nvPicPr>
-                    <pic:cNvPr id="1" name="Рисунок 1" descr="Зображення, що містить ряд, схема, знімок екрана, Графік&#10;&#10;Вміст на основі ШІ може бути неправильним."/>
+                    <pic:cNvPr id="2" name="discrete_signals.png"/>
                     <pic:cNvPicPr/>
                   </pic:nvPicPr>
-                  <pic:blipFill rotWithShape="1">
-                    <a:blip r:embed="rId5"/>
-                    <a:srcRect t="6212"/>
+                  <pic:blipFill>
+                    <a:blip r:embed="rId5" cstate="print">
+                      <a:extLst>
+                        <a:ext uri="{28A0092B-C50C-407E-A947-70E740481C1C}">
+                          <a14:useLocalDpi xmlns:a14="http://schemas.microsoft.com/office/drawing/2010/main" val="0"/>
+                        </a:ext>
+                      </a:extLst>
+                    </a:blip>
                     <a:stretch>
                       <a:fillRect/>
                     </a:stretch>
                   </pic:blipFill>
-                  <pic:spPr bwMode="auto">
+                  <pic:spPr>
                     <a:xfrm>
                       <a:off x="0" y="0"/>
-                      <a:ext cx="5437571" cy="3400205"/>
+                      <a:ext cx="6210300" cy="4140200"/>
                     </a:xfrm>
                     <a:prstGeom prst="rect">
                       <a:avLst/>
                     </a:prstGeom>
-                    <a:ln>
-                      <a:noFill/>
-                    </a:ln>
-                    <a:extLst>
-                      <a:ext uri="{53640926-AAD7-44D8-BBD7-CCE9431645EC}">
-                        <a14:shadowObscured xmlns:a14="http://schemas.microsoft.com/office/drawing/2010/main"/>
-                      </a:ext>
-                    </a:extLst>
                   </pic:spPr>
                 </pic:pic>
               </a:graphicData>
@@ -747,6 +923,81 @@
     </w:p>
     <w:p>
       <w:pPr>
+        <w:tabs>
+          <w:tab w:val="center" w:pos="4890"/>
+          <w:tab w:val="left" w:pos="9090"/>
+        </w:tabs>
+        <w:rPr>
+          <w:rFonts w:ascii="Times New Roman" w:hAnsi="Times New Roman" w:cs="Times New Roman"/>
+          <w:sz w:val="28"/>
+          <w:szCs w:val="28"/>
+          <w:lang w:val="ru-RU"/>
+        </w:rPr>
+      </w:pPr>
+      <w:r>
+        <w:rPr>
+          <w:rFonts w:ascii="Times New Roman" w:hAnsi="Times New Roman" w:cs="Times New Roman"/>
+          <w:sz w:val="28"/>
+          <w:szCs w:val="28"/>
+        </w:rPr>
+        <w:tab/>
+      </w:r>
+      <w:r>
+        <w:rPr>
+          <w:rFonts w:ascii="Times New Roman" w:hAnsi="Times New Roman" w:cs="Times New Roman"/>
+          <w:sz w:val="28"/>
+          <w:szCs w:val="28"/>
+        </w:rPr>
+        <w:t xml:space="preserve">Рисунок 1 – </w:t>
+      </w:r>
+      <w:r>
+        <w:rPr>
+          <w:rFonts w:ascii="Times New Roman" w:hAnsi="Times New Roman" w:cs="Times New Roman"/>
+          <w:sz w:val="28"/>
+          <w:szCs w:val="28"/>
+        </w:rPr>
+        <w:t xml:space="preserve">згенерований сигнал з кроком дискретизації </w:t>
+      </w:r>
+      <w:r>
+        <w:rPr>
+          <w:rFonts w:ascii="Times New Roman" w:hAnsi="Times New Roman" w:cs="Times New Roman"/>
+          <w:sz w:val="28"/>
+          <w:szCs w:val="28"/>
+          <w:lang w:val="en-US"/>
+        </w:rPr>
+        <w:t>D</w:t>
+      </w:r>
+      <w:r>
+        <w:rPr>
+          <w:rFonts w:ascii="Times New Roman" w:hAnsi="Times New Roman" w:cs="Times New Roman"/>
+          <w:sz w:val="28"/>
+          <w:szCs w:val="28"/>
+          <w:vertAlign w:val="subscript"/>
+          <w:lang w:val="en-US"/>
+        </w:rPr>
+        <w:t>t</w:t>
+      </w:r>
+      <w:r>
+        <w:rPr>
+          <w:rFonts w:ascii="Times New Roman" w:hAnsi="Times New Roman" w:cs="Times New Roman"/>
+          <w:sz w:val="28"/>
+          <w:szCs w:val="28"/>
+          <w:vertAlign w:val="subscript"/>
+        </w:rPr>
+        <w:t xml:space="preserve"> </w:t>
+      </w:r>
+      <w:r>
+        <w:rPr>
+          <w:rFonts w:ascii="Times New Roman" w:hAnsi="Times New Roman" w:cs="Times New Roman"/>
+          <w:sz w:val="28"/>
+          <w:szCs w:val="28"/>
+          <w:lang w:val="ru-RU"/>
+        </w:rPr>
+        <w:t xml:space="preserve"> = (2, 4, 8, 16)</w:t>
+      </w:r>
+    </w:p>
+    <w:p>
+      <w:pPr>
         <w:jc w:val="center"/>
         <w:rPr>
           <w:rFonts w:ascii="Times New Roman" w:hAnsi="Times New Roman" w:cs="Times New Roman"/>
@@ -754,34 +1005,6 @@
           <w:szCs w:val="28"/>
         </w:rPr>
       </w:pPr>
-      <w:r>
-        <w:rPr>
-          <w:rFonts w:ascii="Times New Roman" w:hAnsi="Times New Roman" w:cs="Times New Roman"/>
-          <w:sz w:val="28"/>
-          <w:szCs w:val="28"/>
-        </w:rPr>
-        <w:t xml:space="preserve">Рисунок 1 – Згенерований випадковий сигнал з частотою </w:t>
-      </w:r>
-      <w:r>
-        <w:rPr>
-          <w:rFonts w:ascii="Times New Roman" w:hAnsi="Times New Roman" w:cs="Times New Roman"/>
-          <w:sz w:val="28"/>
-          <w:szCs w:val="28"/>
-          <w:highlight w:val="yellow"/>
-        </w:rPr>
-        <w:t xml:space="preserve">15 </w:t>
-      </w:r>
-      <w:proofErr w:type="spellStart"/>
-      <w:r>
-        <w:rPr>
-          <w:rFonts w:ascii="Times New Roman" w:hAnsi="Times New Roman" w:cs="Times New Roman"/>
-          <w:sz w:val="28"/>
-          <w:szCs w:val="28"/>
-          <w:highlight w:val="yellow"/>
-        </w:rPr>
-        <w:t>Гц</w:t>
-      </w:r>
-      <w:proofErr w:type="spellEnd"/>
     </w:p>
     <w:p>
       <w:pPr>
@@ -792,28 +1015,19 @@
           <w:szCs w:val="28"/>
         </w:rPr>
       </w:pPr>
-    </w:p>
-    <w:p>
-      <w:pPr>
-        <w:jc w:val="center"/>
-        <w:rPr>
-          <w:rFonts w:ascii="Times New Roman" w:hAnsi="Times New Roman" w:cs="Times New Roman"/>
-          <w:sz w:val="28"/>
-          <w:szCs w:val="28"/>
-        </w:rPr>
-      </w:pPr>
       <w:r>
         <w:rPr>
           <w:rFonts w:ascii="Times New Roman" w:hAnsi="Times New Roman" w:cs="Times New Roman"/>
           <w:noProof/>
           <w:sz w:val="28"/>
           <w:szCs w:val="28"/>
+          <w:lang w:eastAsia="uk-UA"/>
         </w:rPr>
         <w:drawing>
-          <wp:inline distT="0" distB="0" distL="0" distR="0" wp14:anchorId="0FB72A05" wp14:editId="165437A1">
-            <wp:extent cx="5461448" cy="3406759"/>
+          <wp:inline distT="0" distB="0" distL="0" distR="0" wp14:anchorId="4E1D338F" wp14:editId="1142EF99">
+            <wp:extent cx="6210300" cy="4140200"/>
             <wp:effectExtent l="0" t="0" r="0" b="0"/>
-            <wp:docPr id="9" name="Рисунок 9" descr="Зображення, що містить знімок екрана, схема, ряд&#10;&#10;Вміст на основі ШІ може бути неправильним."/>
+            <wp:docPr id="3" name="Рисунок 3"/>
             <wp:cNvGraphicFramePr>
               <a:graphicFrameLocks xmlns:a="http://schemas.openxmlformats.org/drawingml/2006/main" noChangeAspect="1"/>
             </wp:cNvGraphicFramePr>
@@ -821,32 +1035,29 @@
               <a:graphicData uri="http://schemas.openxmlformats.org/drawingml/2006/picture">
                 <pic:pic xmlns:pic="http://schemas.openxmlformats.org/drawingml/2006/picture">
                   <pic:nvPicPr>
-                    <pic:cNvPr id="9" name="Рисунок 9" descr="Зображення, що містить знімок екрана, схема, ряд&#10;&#10;Вміст на основі ШІ може бути неправильним."/>
+                    <pic:cNvPr id="3" name="discrete_spectra.png"/>
                     <pic:cNvPicPr/>
                   </pic:nvPicPr>
-                  <pic:blipFill rotWithShape="1">
-                    <a:blip r:embed="rId6"/>
-                    <a:srcRect t="6442"/>
+                  <pic:blipFill>
+                    <a:blip r:embed="rId6" cstate="print">
+                      <a:extLst>
+                        <a:ext uri="{28A0092B-C50C-407E-A947-70E740481C1C}">
+                          <a14:useLocalDpi xmlns:a14="http://schemas.microsoft.com/office/drawing/2010/main" val="0"/>
+                        </a:ext>
+                      </a:extLst>
+                    </a:blip>
                     <a:stretch>
                       <a:fillRect/>
                     </a:stretch>
                   </pic:blipFill>
-                  <pic:spPr bwMode="auto">
+                  <pic:spPr>
                     <a:xfrm>
                       <a:off x="0" y="0"/>
-                      <a:ext cx="5476951" cy="3416430"/>
+                      <a:ext cx="6210300" cy="4140200"/>
                     </a:xfrm>
                     <a:prstGeom prst="rect">
                       <a:avLst/>
                     </a:prstGeom>
-                    <a:ln>
-                      <a:noFill/>
-                    </a:ln>
-                    <a:extLst>
-                      <a:ext uri="{53640926-AAD7-44D8-BBD7-CCE9431645EC}">
-                        <a14:shadowObscured xmlns:a14="http://schemas.microsoft.com/office/drawing/2010/main"/>
-                      </a:ext>
-                    </a:extLst>
                   </pic:spPr>
                 </pic:pic>
               </a:graphicData>
@@ -870,78 +1081,60 @@
           <w:sz w:val="28"/>
           <w:szCs w:val="28"/>
         </w:rPr>
-        <w:t xml:space="preserve">Рисунок </w:t>
-      </w:r>
-      <w:r>
-        <w:rPr>
-          <w:rFonts w:ascii="Times New Roman" w:hAnsi="Times New Roman" w:cs="Times New Roman"/>
-          <w:sz w:val="28"/>
-          <w:szCs w:val="28"/>
-        </w:rPr>
-        <w:t>2</w:t>
-      </w:r>
-      <w:r>
-        <w:rPr>
-          <w:rFonts w:ascii="Times New Roman" w:hAnsi="Times New Roman" w:cs="Times New Roman"/>
-          <w:sz w:val="28"/>
-          <w:szCs w:val="28"/>
-        </w:rPr>
-        <w:t xml:space="preserve"> – </w:t>
-      </w:r>
-      <w:r>
-        <w:rPr>
-          <w:rFonts w:ascii="Times New Roman" w:hAnsi="Times New Roman" w:cs="Times New Roman"/>
-          <w:sz w:val="28"/>
-          <w:szCs w:val="28"/>
-        </w:rPr>
-        <w:t>Спектр з</w:t>
-      </w:r>
-      <w:r>
-        <w:rPr>
-          <w:rFonts w:ascii="Times New Roman" w:hAnsi="Times New Roman" w:cs="Times New Roman"/>
-          <w:sz w:val="28"/>
-          <w:szCs w:val="28"/>
-        </w:rPr>
-        <w:t>генерован</w:t>
-      </w:r>
-      <w:r>
-        <w:rPr>
-          <w:rFonts w:ascii="Times New Roman" w:hAnsi="Times New Roman" w:cs="Times New Roman"/>
-          <w:sz w:val="28"/>
-          <w:szCs w:val="28"/>
-        </w:rPr>
-        <w:t>ого</w:t>
-      </w:r>
-      <w:r>
-        <w:rPr>
-          <w:rFonts w:ascii="Times New Roman" w:hAnsi="Times New Roman" w:cs="Times New Roman"/>
-          <w:sz w:val="28"/>
-          <w:szCs w:val="28"/>
-        </w:rPr>
-        <w:t xml:space="preserve"> випадковий сигнал</w:t>
-      </w:r>
-      <w:r>
-        <w:rPr>
-          <w:rFonts w:ascii="Times New Roman" w:hAnsi="Times New Roman" w:cs="Times New Roman"/>
-          <w:sz w:val="28"/>
-          <w:szCs w:val="28"/>
-        </w:rPr>
-        <w:t>у</w:t>
-      </w:r>
-      <w:r>
-        <w:rPr>
-          <w:rFonts w:ascii="Times New Roman" w:hAnsi="Times New Roman" w:cs="Times New Roman"/>
-          <w:sz w:val="28"/>
-          <w:szCs w:val="28"/>
+        <w:t xml:space="preserve">Рисунок 2 – Спектри з кроком дискретизації </w:t>
+      </w:r>
+      <w:r>
+        <w:rPr>
+          <w:rFonts w:ascii="Times New Roman" w:hAnsi="Times New Roman" w:cs="Times New Roman"/>
+          <w:sz w:val="28"/>
+          <w:szCs w:val="28"/>
+          <w:lang w:val="en-US"/>
+        </w:rPr>
+        <w:t>D</w:t>
+      </w:r>
+      <w:r>
+        <w:rPr>
+          <w:rFonts w:ascii="Times New Roman" w:hAnsi="Times New Roman" w:cs="Times New Roman"/>
+          <w:sz w:val="28"/>
+          <w:szCs w:val="28"/>
+          <w:vertAlign w:val="subscript"/>
+          <w:lang w:val="en-US"/>
+        </w:rPr>
+        <w:t>t</w:t>
+      </w:r>
+      <w:r>
+        <w:rPr>
+          <w:rFonts w:ascii="Times New Roman" w:hAnsi="Times New Roman" w:cs="Times New Roman"/>
+          <w:sz w:val="28"/>
+          <w:szCs w:val="28"/>
+          <w:vertAlign w:val="subscript"/>
         </w:rPr>
         <w:t xml:space="preserve"> </w:t>
       </w:r>
+      <w:r>
+        <w:rPr>
+          <w:rFonts w:ascii="Times New Roman" w:hAnsi="Times New Roman" w:cs="Times New Roman"/>
+          <w:sz w:val="28"/>
+          <w:szCs w:val="28"/>
+          <w:lang w:val="ru-RU"/>
+        </w:rPr>
+        <w:t xml:space="preserve"> = (2, 4, 8, 16)</w:t>
+      </w:r>
     </w:p>
     <w:p>
       <w:pPr>
         <w:jc w:val="center"/>
         <w:rPr>
           <w:rFonts w:ascii="Times New Roman" w:hAnsi="Times New Roman" w:cs="Times New Roman"/>
+          <w:sz w:val="28"/>
+          <w:szCs w:val="28"/>
+        </w:rPr>
+      </w:pPr>
+    </w:p>
+    <w:p>
+      <w:pPr>
+        <w:rPr>
+          <w:rFonts w:ascii="Times New Roman" w:hAnsi="Times New Roman" w:cs="Times New Roman"/>
           <w:color w:val="000000"/>
           <w:sz w:val="28"/>
           <w:szCs w:val="28"/>
@@ -950,10 +1143,135 @@
       <w:r>
         <w:rPr>
           <w:rFonts w:ascii="Times New Roman" w:hAnsi="Times New Roman" w:cs="Times New Roman"/>
-          <w:sz w:val="28"/>
-          <w:szCs w:val="28"/>
-        </w:rPr>
-        <w:br w:type="page"/>
+          <w:noProof/>
+          <w:color w:val="000000"/>
+          <w:sz w:val="28"/>
+          <w:szCs w:val="28"/>
+          <w:lang w:eastAsia="uk-UA"/>
+        </w:rPr>
+        <w:drawing>
+          <wp:inline distT="0" distB="0" distL="0" distR="0" wp14:anchorId="4F4B2C74" wp14:editId="3DB4E31D">
+            <wp:extent cx="5867400" cy="3911600"/>
+            <wp:effectExtent l="0" t="0" r="0" b="0"/>
+            <wp:docPr id="4" name="Рисунок 4"/>
+            <wp:cNvGraphicFramePr>
+              <a:graphicFrameLocks xmlns:a="http://schemas.openxmlformats.org/drawingml/2006/main" noChangeAspect="1"/>
+            </wp:cNvGraphicFramePr>
+            <a:graphic xmlns:a="http://schemas.openxmlformats.org/drawingml/2006/main">
+              <a:graphicData uri="http://schemas.openxmlformats.org/drawingml/2006/picture">
+                <pic:pic xmlns:pic="http://schemas.openxmlformats.org/drawingml/2006/picture">
+                  <pic:nvPicPr>
+                    <pic:cNvPr id="4" name="reconstructed.png"/>
+                    <pic:cNvPicPr/>
+                  </pic:nvPicPr>
+                  <pic:blipFill>
+                    <a:blip r:embed="rId7" cstate="print">
+                      <a:extLst>
+                        <a:ext uri="{28A0092B-C50C-407E-A947-70E740481C1C}">
+                          <a14:useLocalDpi xmlns:a14="http://schemas.microsoft.com/office/drawing/2010/main" val="0"/>
+                        </a:ext>
+                      </a:extLst>
+                    </a:blip>
+                    <a:stretch>
+                      <a:fillRect/>
+                    </a:stretch>
+                  </pic:blipFill>
+                  <pic:spPr>
+                    <a:xfrm>
+                      <a:off x="0" y="0"/>
+                      <a:ext cx="5867400" cy="3911600"/>
+                    </a:xfrm>
+                    <a:prstGeom prst="rect">
+                      <a:avLst/>
+                    </a:prstGeom>
+                  </pic:spPr>
+                </pic:pic>
+              </a:graphicData>
+            </a:graphic>
+          </wp:inline>
+        </w:drawing>
+      </w:r>
+    </w:p>
+    <w:p>
+      <w:pPr>
+        <w:jc w:val="center"/>
+        <w:rPr>
+          <w:rFonts w:ascii="Times New Roman" w:hAnsi="Times New Roman" w:cs="Times New Roman"/>
+          <w:color w:val="000000"/>
+          <w:sz w:val="28"/>
+          <w:szCs w:val="28"/>
+        </w:rPr>
+      </w:pPr>
+      <w:r>
+        <w:rPr>
+          <w:rFonts w:ascii="Times New Roman" w:hAnsi="Times New Roman" w:cs="Times New Roman"/>
+          <w:color w:val="000000"/>
+          <w:sz w:val="28"/>
+          <w:szCs w:val="28"/>
+        </w:rPr>
+        <w:t xml:space="preserve">Рисунок 3 </w:t>
+      </w:r>
+      <w:r>
+        <w:rPr>
+          <w:rFonts w:ascii="Times New Roman" w:hAnsi="Times New Roman" w:cs="Times New Roman"/>
+          <w:sz w:val="28"/>
+          <w:szCs w:val="28"/>
+        </w:rPr>
+        <w:t>–</w:t>
+      </w:r>
+      <w:r>
+        <w:rPr>
+          <w:rFonts w:ascii="Times New Roman" w:hAnsi="Times New Roman" w:cs="Times New Roman"/>
+          <w:color w:val="000000"/>
+          <w:sz w:val="28"/>
+          <w:szCs w:val="28"/>
+        </w:rPr>
+        <w:t xml:space="preserve"> </w:t>
+      </w:r>
+      <w:r>
+        <w:rPr>
+          <w:rFonts w:ascii="Times New Roman" w:hAnsi="Times New Roman" w:cs="Times New Roman"/>
+          <w:sz w:val="28"/>
+          <w:szCs w:val="28"/>
+        </w:rPr>
+        <w:t xml:space="preserve">відновлені аналогові сигнали з кроком дискретизації </w:t>
+      </w:r>
+      <w:r>
+        <w:rPr>
+          <w:rFonts w:ascii="Times New Roman" w:hAnsi="Times New Roman" w:cs="Times New Roman"/>
+          <w:sz w:val="28"/>
+          <w:szCs w:val="28"/>
+          <w:lang w:val="en-US"/>
+        </w:rPr>
+        <w:t>D</w:t>
+      </w:r>
+      <w:r>
+        <w:rPr>
+          <w:rFonts w:ascii="Times New Roman" w:hAnsi="Times New Roman" w:cs="Times New Roman"/>
+          <w:sz w:val="28"/>
+          <w:szCs w:val="28"/>
+          <w:vertAlign w:val="subscript"/>
+          <w:lang w:val="en-US"/>
+        </w:rPr>
+        <w:t>t</w:t>
+      </w:r>
+      <w:r>
+        <w:rPr>
+          <w:rFonts w:ascii="Times New Roman" w:hAnsi="Times New Roman" w:cs="Times New Roman"/>
+          <w:sz w:val="28"/>
+          <w:szCs w:val="28"/>
+          <w:vertAlign w:val="subscript"/>
+        </w:rPr>
+        <w:t xml:space="preserve"> </w:t>
+      </w:r>
+      <w:r>
+        <w:rPr>
+          <w:rFonts w:ascii="Times New Roman" w:hAnsi="Times New Roman" w:cs="Times New Roman"/>
+          <w:sz w:val="28"/>
+          <w:szCs w:val="28"/>
+          <w:lang w:val="ru-RU"/>
+        </w:rPr>
+        <w:t xml:space="preserve"> = (2, 4, 8, 16)</w:t>
       </w:r>
     </w:p>
     <w:p>
@@ -970,12 +1288,52 @@
       <w:r>
         <w:rPr>
           <w:rFonts w:ascii="Times New Roman" w:hAnsi="Times New Roman" w:cs="Times New Roman"/>
-          <w:sz w:val="28"/>
-          <w:szCs w:val="28"/>
-          <w:lang w:val="uk-UA"/>
-        </w:rPr>
-        <w:lastRenderedPageBreak/>
-        <w:t>ВИСНОВКИ</w:t>
+          <w:noProof/>
+          <w:sz w:val="28"/>
+          <w:szCs w:val="28"/>
+          <w:lang w:val="uk-UA" w:eastAsia="uk-UA"/>
+        </w:rPr>
+        <w:drawing>
+          <wp:inline distT="0" distB="0" distL="0" distR="0" wp14:anchorId="2A83D6EF" wp14:editId="3B707A22">
+            <wp:extent cx="6210300" cy="4140200"/>
+            <wp:effectExtent l="0" t="0" r="0" b="0"/>
+            <wp:docPr id="5" name="Рисунок 5"/>
+            <wp:cNvGraphicFramePr>
+              <a:graphicFrameLocks xmlns:a="http://schemas.openxmlformats.org/drawingml/2006/main" noChangeAspect="1"/>
+            </wp:cNvGraphicFramePr>
+            <a:graphic xmlns:a="http://schemas.openxmlformats.org/drawingml/2006/main">
+              <a:graphicData uri="http://schemas.openxmlformats.org/drawingml/2006/picture">
+                <pic:pic xmlns:pic="http://schemas.openxmlformats.org/drawingml/2006/picture">
+                  <pic:nvPicPr>
+                    <pic:cNvPr id="5" name="variance.png"/>
+                    <pic:cNvPicPr/>
+                  </pic:nvPicPr>
+                  <pic:blipFill>
+                    <a:blip r:embed="rId8" cstate="print">
+                      <a:extLst>
+                        <a:ext uri="{28A0092B-C50C-407E-A947-70E740481C1C}">
+                          <a14:useLocalDpi xmlns:a14="http://schemas.microsoft.com/office/drawing/2010/main" val="0"/>
+                        </a:ext>
+                      </a:extLst>
+                    </a:blip>
+                    <a:stretch>
+                      <a:fillRect/>
+                    </a:stretch>
+                  </pic:blipFill>
+                  <pic:spPr>
+                    <a:xfrm>
+                      <a:off x="0" y="0"/>
+                      <a:ext cx="6210300" cy="4140200"/>
+                    </a:xfrm>
+                    <a:prstGeom prst="rect">
+                      <a:avLst/>
+                    </a:prstGeom>
+                  </pic:spPr>
+                </pic:pic>
+              </a:graphicData>
+            </a:graphic>
+          </wp:inline>
+        </w:drawing>
       </w:r>
     </w:p>
     <w:p>
@@ -989,26 +1347,372 @@
           <w:lang w:val="uk-UA"/>
         </w:rPr>
       </w:pPr>
+      <w:r>
+        <w:rPr>
+          <w:rFonts w:ascii="Times New Roman" w:hAnsi="Times New Roman" w:cs="Times New Roman"/>
+          <w:sz w:val="28"/>
+          <w:szCs w:val="28"/>
+          <w:lang w:val="uk-UA"/>
+        </w:rPr>
+        <w:t xml:space="preserve">Рисунок 4 </w:t>
+      </w:r>
+      <w:r>
+        <w:rPr>
+          <w:rFonts w:ascii="Times New Roman" w:hAnsi="Times New Roman" w:cs="Times New Roman"/>
+          <w:sz w:val="28"/>
+          <w:szCs w:val="28"/>
+        </w:rPr>
+        <w:t>–</w:t>
+      </w:r>
+      <w:r>
+        <w:rPr>
+          <w:rFonts w:ascii="Times New Roman" w:hAnsi="Times New Roman" w:cs="Times New Roman"/>
+          <w:sz w:val="28"/>
+          <w:szCs w:val="28"/>
+          <w:lang w:val="uk-UA"/>
+        </w:rPr>
+        <w:t xml:space="preserve"> </w:t>
+      </w:r>
+      <w:r>
+        <w:rPr>
+          <w:rFonts w:ascii="Times New Roman" w:hAnsi="Times New Roman" w:cs="Times New Roman"/>
+          <w:sz w:val="28"/>
+          <w:szCs w:val="28"/>
+          <w:lang w:val="uk-UA"/>
+        </w:rPr>
+        <w:t>залежність дисперсії від кроку дискретизації</w:t>
+      </w:r>
+    </w:p>
+    <w:p>
+      <w:pPr>
+        <w:pStyle w:val="Default"/>
+        <w:rPr>
+          <w:rFonts w:ascii="Times New Roman" w:hAnsi="Times New Roman" w:cs="Times New Roman"/>
+          <w:sz w:val="28"/>
+          <w:szCs w:val="28"/>
+          <w:lang w:val="uk-UA"/>
+        </w:rPr>
+      </w:pPr>
+    </w:p>
+    <w:p>
+      <w:pPr>
+        <w:pStyle w:val="Default"/>
+        <w:jc w:val="center"/>
+        <w:rPr>
+          <w:rFonts w:ascii="Times New Roman" w:hAnsi="Times New Roman" w:cs="Times New Roman"/>
+          <w:sz w:val="28"/>
+          <w:szCs w:val="28"/>
+          <w:lang w:val="uk-UA"/>
+        </w:rPr>
+      </w:pPr>
+      <w:r>
+        <w:rPr>
+          <w:rFonts w:ascii="Times New Roman" w:hAnsi="Times New Roman" w:cs="Times New Roman"/>
+          <w:noProof/>
+          <w:sz w:val="28"/>
+          <w:szCs w:val="28"/>
+          <w:lang w:val="uk-UA" w:eastAsia="uk-UA"/>
+        </w:rPr>
+        <w:drawing>
+          <wp:inline distT="0" distB="0" distL="0" distR="0" wp14:anchorId="22864713" wp14:editId="4D772039">
+            <wp:extent cx="6210300" cy="4140200"/>
+            <wp:effectExtent l="0" t="0" r="0" b="0"/>
+            <wp:docPr id="6" name="Рисунок 6"/>
+            <wp:cNvGraphicFramePr>
+              <a:graphicFrameLocks xmlns:a="http://schemas.openxmlformats.org/drawingml/2006/main" noChangeAspect="1"/>
+            </wp:cNvGraphicFramePr>
+            <a:graphic xmlns:a="http://schemas.openxmlformats.org/drawingml/2006/main">
+              <a:graphicData uri="http://schemas.openxmlformats.org/drawingml/2006/picture">
+                <pic:pic xmlns:pic="http://schemas.openxmlformats.org/drawingml/2006/picture">
+                  <pic:nvPicPr>
+                    <pic:cNvPr id="6" name="snr.png"/>
+                    <pic:cNvPicPr/>
+                  </pic:nvPicPr>
+                  <pic:blipFill>
+                    <a:blip r:embed="rId9" cstate="print">
+                      <a:extLst>
+                        <a:ext uri="{28A0092B-C50C-407E-A947-70E740481C1C}">
+                          <a14:useLocalDpi xmlns:a14="http://schemas.microsoft.com/office/drawing/2010/main" val="0"/>
+                        </a:ext>
+                      </a:extLst>
+                    </a:blip>
+                    <a:stretch>
+                      <a:fillRect/>
+                    </a:stretch>
+                  </pic:blipFill>
+                  <pic:spPr>
+                    <a:xfrm>
+                      <a:off x="0" y="0"/>
+                      <a:ext cx="6210300" cy="4140200"/>
+                    </a:xfrm>
+                    <a:prstGeom prst="rect">
+                      <a:avLst/>
+                    </a:prstGeom>
+                  </pic:spPr>
+                </pic:pic>
+              </a:graphicData>
+            </a:graphic>
+          </wp:inline>
+        </w:drawing>
+      </w:r>
+    </w:p>
+    <w:p>
+      <w:pPr>
+        <w:pStyle w:val="Default"/>
+        <w:jc w:val="center"/>
+        <w:rPr>
+          <w:rFonts w:ascii="Times New Roman" w:hAnsi="Times New Roman" w:cs="Times New Roman"/>
+          <w:sz w:val="28"/>
+          <w:szCs w:val="28"/>
+          <w:lang w:val="uk-UA"/>
+        </w:rPr>
+      </w:pPr>
+    </w:p>
+    <w:p>
+      <w:pPr>
+        <w:pStyle w:val="Default"/>
+        <w:jc w:val="center"/>
+        <w:rPr>
+          <w:rFonts w:ascii="Times New Roman" w:hAnsi="Times New Roman" w:cs="Times New Roman"/>
+          <w:sz w:val="28"/>
+          <w:szCs w:val="28"/>
+          <w:lang w:val="uk-UA"/>
+        </w:rPr>
+      </w:pPr>
+      <w:r>
+        <w:rPr>
+          <w:rFonts w:ascii="Times New Roman" w:hAnsi="Times New Roman" w:cs="Times New Roman"/>
+          <w:sz w:val="28"/>
+          <w:szCs w:val="28"/>
+          <w:lang w:val="uk-UA"/>
+        </w:rPr>
+        <w:t xml:space="preserve">Рисунок </w:t>
+      </w:r>
+      <w:r>
+        <w:rPr>
+          <w:rFonts w:ascii="Times New Roman" w:hAnsi="Times New Roman" w:cs="Times New Roman"/>
+          <w:sz w:val="28"/>
+          <w:szCs w:val="28"/>
+          <w:lang w:val="uk-UA"/>
+        </w:rPr>
+        <w:t>5</w:t>
+      </w:r>
+      <w:r>
+        <w:rPr>
+          <w:rFonts w:ascii="Times New Roman" w:hAnsi="Times New Roman" w:cs="Times New Roman"/>
+          <w:sz w:val="28"/>
+          <w:szCs w:val="28"/>
+          <w:lang w:val="uk-UA"/>
+        </w:rPr>
+        <w:t xml:space="preserve"> </w:t>
+      </w:r>
+      <w:r>
+        <w:rPr>
+          <w:rFonts w:ascii="Times New Roman" w:hAnsi="Times New Roman" w:cs="Times New Roman"/>
+          <w:sz w:val="28"/>
+          <w:szCs w:val="28"/>
+        </w:rPr>
+        <w:t>–</w:t>
+      </w:r>
+      <w:r>
+        <w:rPr>
+          <w:rFonts w:ascii="Times New Roman" w:hAnsi="Times New Roman" w:cs="Times New Roman"/>
+          <w:sz w:val="28"/>
+          <w:szCs w:val="28"/>
+          <w:lang w:val="uk-UA"/>
+        </w:rPr>
+        <w:t xml:space="preserve"> </w:t>
+      </w:r>
+      <w:r>
+        <w:rPr>
+          <w:rFonts w:ascii="Times New Roman" w:hAnsi="Times New Roman" w:cs="Times New Roman"/>
+          <w:sz w:val="28"/>
+          <w:szCs w:val="28"/>
+          <w:lang w:val="uk-UA"/>
+        </w:rPr>
+        <w:t>співвідношення сигнал-шум від дисперсії</w:t>
+      </w:r>
+    </w:p>
+    <w:p>
+      <w:pPr>
+        <w:pStyle w:val="Default"/>
+        <w:jc w:val="center"/>
+        <w:rPr>
+          <w:rFonts w:ascii="Times New Roman" w:hAnsi="Times New Roman" w:cs="Times New Roman"/>
+          <w:sz w:val="28"/>
+          <w:szCs w:val="28"/>
+          <w:lang w:val="uk-UA"/>
+        </w:rPr>
+      </w:pPr>
+    </w:p>
+    <w:p>
+      <w:pPr>
+        <w:pStyle w:val="Default"/>
+        <w:jc w:val="center"/>
+        <w:rPr>
+          <w:rFonts w:ascii="Times New Roman" w:hAnsi="Times New Roman" w:cs="Times New Roman"/>
+          <w:sz w:val="28"/>
+          <w:szCs w:val="28"/>
+          <w:lang w:val="uk-UA"/>
+        </w:rPr>
+      </w:pPr>
+      <w:r>
+        <w:rPr>
+          <w:rFonts w:ascii="Times New Roman" w:hAnsi="Times New Roman" w:cs="Times New Roman"/>
+          <w:sz w:val="28"/>
+          <w:szCs w:val="28"/>
+          <w:lang w:val="uk-UA"/>
+        </w:rPr>
+        <w:t>ВИСНОВКИ</w:t>
+      </w:r>
+    </w:p>
+    <w:p>
+      <w:pPr>
+        <w:pStyle w:val="Default"/>
+        <w:jc w:val="center"/>
+        <w:rPr>
+          <w:rFonts w:ascii="Times New Roman" w:hAnsi="Times New Roman" w:cs="Times New Roman"/>
+          <w:sz w:val="28"/>
+          <w:szCs w:val="28"/>
+          <w:lang w:val="uk-UA"/>
+        </w:rPr>
+      </w:pPr>
     </w:p>
     <w:p>
       <w:pPr>
         <w:pStyle w:val="Default"/>
         <w:ind w:firstLine="567"/>
-        <w:rPr>
-          <w:rFonts w:ascii="Times New Roman" w:hAnsi="Times New Roman" w:cs="Times New Roman"/>
-          <w:sz w:val="28"/>
-          <w:szCs w:val="28"/>
-          <w:lang w:val="uk-UA"/>
-        </w:rPr>
-      </w:pPr>
-      <w:r>
-        <w:rPr>
-          <w:rFonts w:ascii="Times New Roman" w:hAnsi="Times New Roman" w:cs="Times New Roman"/>
-          <w:sz w:val="28"/>
-          <w:szCs w:val="28"/>
-          <w:lang w:val="uk-UA"/>
-        </w:rPr>
-        <w:t xml:space="preserve">В ході лабораторної роботи було виконано…, ознайомились з…, </w:t>
+        <w:jc w:val="both"/>
+        <w:rPr>
+          <w:rFonts w:ascii="Times New Roman" w:hAnsi="Times New Roman" w:cs="Times New Roman"/>
+          <w:sz w:val="28"/>
+          <w:szCs w:val="28"/>
+          <w:lang w:val="uk-UA"/>
+        </w:rPr>
+      </w:pPr>
+      <w:r>
+        <w:rPr>
+          <w:rFonts w:ascii="Times New Roman" w:hAnsi="Times New Roman" w:cs="Times New Roman"/>
+          <w:sz w:val="28"/>
+          <w:szCs w:val="28"/>
+          <w:lang w:val="uk-UA"/>
+        </w:rPr>
+        <w:t xml:space="preserve">В ході лабораторної роботи було виконано дискретизацію аналогового сигналу шляхом прорідження </w:t>
+      </w:r>
+      <w:proofErr w:type="spellStart"/>
+      <w:r>
+        <w:rPr>
+          <w:rFonts w:ascii="Times New Roman" w:hAnsi="Times New Roman" w:cs="Times New Roman"/>
+          <w:sz w:val="28"/>
+          <w:szCs w:val="28"/>
+          <w:lang w:val="uk-UA"/>
+        </w:rPr>
+        <w:t>відліків</w:t>
+      </w:r>
+      <w:proofErr w:type="spellEnd"/>
+      <w:r>
+        <w:rPr>
+          <w:rFonts w:ascii="Times New Roman" w:hAnsi="Times New Roman" w:cs="Times New Roman"/>
+          <w:sz w:val="28"/>
+          <w:szCs w:val="28"/>
+          <w:lang w:val="uk-UA"/>
+        </w:rPr>
+        <w:t xml:space="preserve"> з різними кроками дискретизації. Ознайомились з теоремою Котельникова та її практичним застосуванням для умови коректного відновлення сигналу.</w:t>
+      </w:r>
+    </w:p>
+    <w:p>
+      <w:pPr>
+        <w:pStyle w:val="Default"/>
+        <w:ind w:firstLine="567"/>
+        <w:jc w:val="both"/>
+        <w:rPr>
+          <w:rFonts w:ascii="Times New Roman" w:hAnsi="Times New Roman" w:cs="Times New Roman"/>
+          <w:sz w:val="28"/>
+          <w:szCs w:val="28"/>
+          <w:lang w:val="uk-UA"/>
+        </w:rPr>
+      </w:pPr>
+      <w:r>
+        <w:rPr>
+          <w:rFonts w:ascii="Times New Roman" w:hAnsi="Times New Roman" w:cs="Times New Roman"/>
+          <w:sz w:val="28"/>
+          <w:szCs w:val="28"/>
+          <w:lang w:val="uk-UA"/>
+        </w:rPr>
+        <w:t xml:space="preserve">Було реалізовано побудову </w:t>
+      </w:r>
+      <w:proofErr w:type="spellStart"/>
+      <w:r>
+        <w:rPr>
+          <w:rFonts w:ascii="Times New Roman" w:hAnsi="Times New Roman" w:cs="Times New Roman"/>
+          <w:sz w:val="28"/>
+          <w:szCs w:val="28"/>
+          <w:lang w:val="uk-UA"/>
+        </w:rPr>
+        <w:t>дискретизованих</w:t>
+      </w:r>
+      <w:proofErr w:type="spellEnd"/>
+      <w:r>
+        <w:rPr>
+          <w:rFonts w:ascii="Times New Roman" w:hAnsi="Times New Roman" w:cs="Times New Roman"/>
+          <w:sz w:val="28"/>
+          <w:szCs w:val="28"/>
+          <w:lang w:val="uk-UA"/>
+        </w:rPr>
+        <w:t xml:space="preserve"> сигналів, їх спектрів за допомогою швидкого перетворення Фур’є (FFT), а також відновлення початкового сигналу з використанням фільтра низьких частот. Додатково проведено оцінку похибки відновлення через обчислення дисперсії різниці сигналів та с</w:t>
+      </w:r>
+      <w:r>
+        <w:rPr>
+          <w:rFonts w:ascii="Times New Roman" w:hAnsi="Times New Roman" w:cs="Times New Roman"/>
+          <w:sz w:val="28"/>
+          <w:szCs w:val="28"/>
+          <w:lang w:val="uk-UA"/>
+        </w:rPr>
+        <w:t>піввідношення сигнал-шум (SNR).</w:t>
+      </w:r>
+      <w:bookmarkStart w:id="0" w:name="_GoBack"/>
+      <w:bookmarkEnd w:id="0"/>
+    </w:p>
+    <w:p>
+      <w:pPr>
+        <w:pStyle w:val="Default"/>
+        <w:ind w:firstLine="567"/>
+        <w:jc w:val="both"/>
+        <w:rPr>
+          <w:rFonts w:ascii="Times New Roman" w:hAnsi="Times New Roman" w:cs="Times New Roman"/>
+          <w:sz w:val="28"/>
+          <w:szCs w:val="28"/>
+          <w:lang w:val="uk-UA"/>
+        </w:rPr>
+      </w:pPr>
+      <w:r>
+        <w:rPr>
+          <w:rFonts w:ascii="Times New Roman" w:hAnsi="Times New Roman" w:cs="Times New Roman"/>
+          <w:sz w:val="28"/>
+          <w:szCs w:val="28"/>
+          <w:lang w:val="uk-UA"/>
+        </w:rPr>
+        <w:t xml:space="preserve">Отримані результати показали, що зі збільшенням кроку дискретизації якість відновлення сигналу погіршується, що проявляється у зростанні дисперсії похибки та зменшенні SNR. Це підтверджує важливість правильного вибору частоти дискретизації відповідно до теореми </w:t>
+      </w:r>
+      <w:proofErr w:type="spellStart"/>
+      <w:r>
+        <w:rPr>
+          <w:rFonts w:ascii="Times New Roman" w:hAnsi="Times New Roman" w:cs="Times New Roman"/>
+          <w:sz w:val="28"/>
+          <w:szCs w:val="28"/>
+          <w:lang w:val="uk-UA"/>
+        </w:rPr>
+        <w:t>відліків</w:t>
+      </w:r>
+      <w:proofErr w:type="spellEnd"/>
+      <w:r>
+        <w:rPr>
+          <w:rFonts w:ascii="Times New Roman" w:hAnsi="Times New Roman" w:cs="Times New Roman"/>
+          <w:sz w:val="28"/>
+          <w:szCs w:val="28"/>
+          <w:lang w:val="uk-UA"/>
+        </w:rPr>
+        <w:t>.</w:t>
       </w:r>
     </w:p>
     <w:sectPr>
@@ -1022,7 +1726,7 @@
 </file>
 
 <file path=word/numbering.xml><?xml version="1.0" encoding="utf-8"?>
-<w:numbering xmlns:wpc="http://schemas.microsoft.com/office/word/2010/wordprocessingCanvas" xmlns:cx="http://schemas.microsoft.com/office/drawing/2014/chartex" xmlns:cx1="http://schemas.microsoft.com/office/drawing/2015/9/8/chartex" xmlns:cx2="http://schemas.microsoft.com/office/drawing/2015/10/21/chartex" xmlns:cx3="http://schemas.microsoft.com/office/drawing/2016/5/9/chartex" xmlns:cx4="http://schemas.microsoft.com/office/drawing/2016/5/10/chartex" xmlns:cx5="http://schemas.microsoft.com/office/drawing/2016/5/11/chartex" xmlns:cx6="http://schemas.microsoft.com/office/drawing/2016/5/12/chartex" xmlns:cx7="http://schemas.microsoft.com/office/drawing/2016/5/13/chartex" xmlns:cx8="http://schemas.microsoft.com/office/drawing/2016/5/14/chartex" xmlns:mc="http://schemas.openxmlformats.org/markup-compatibility/2006" xmlns:aink="http://schemas.microsoft.com/office/drawing/2016/ink" xmlns:am3d="http://schemas.microsoft.com/office/drawing/2017/model3d" xmlns:o="urn:schemas-microsoft-com:office:office" xmlns:oel="http://schemas.microsoft.com/office/2019/extlst" xmlns:r="http://schemas.openxmlformats.org/officeDocument/2006/relationships" xmlns:m="http://schemas.openxmlformats.org/officeDocument/2006/math" xmlns:v="urn:schemas-microsoft-com:vml" xmlns:wp14="http://schemas.microsoft.com/office/word/2010/wordprocessingDrawing" xmlns:wp="http://schemas.openxmlformats.org/drawingml/2006/wordprocessingDrawing" xmlns:w10="urn:schemas-microsoft-com:office:word" xmlns:w="http://schemas.openxmlformats.org/wordprocessingml/2006/main" xmlns:w14="http://schemas.microsoft.com/office/word/2010/wordml" xmlns:w15="http://schemas.microsoft.com/office/word/2012/wordml" xmlns:w16cex="http://schemas.microsoft.com/office/word/2018/wordml/cex" xmlns:w16cid="http://schemas.microsoft.com/office/word/2016/wordml/cid" xmlns:w16="http://schemas.microsoft.com/office/word/2018/wordml" xmlns:w16du="http://schemas.microsoft.com/office/word/2023/wordml/word16du" xmlns:w16sdtdh="http://schemas.microsoft.com/office/word/2020/wordml/sdtdatahash" xmlns:w16sdtfl="http://schemas.microsoft.com/office/word/2024/wordml/sdtformatlock" xmlns:w16se="http://schemas.microsoft.com/office/word/2015/wordml/symex" xmlns:wpg="http://schemas.microsoft.com/office/word/2010/wordprocessingGroup" xmlns:wpi="http://schemas.microsoft.com/office/word/2010/wordprocessingInk" xmlns:wne="http://schemas.microsoft.com/office/word/2006/wordml" xmlns:wps="http://schemas.microsoft.com/office/word/2010/wordprocessingShape" mc:Ignorable="w14 w15 w16se w16cid w16 w16cex w16sdtdh w16sdtfl w16du wp14">
+<w:numbering xmlns:wpc="http://schemas.microsoft.com/office/word/2010/wordprocessingCanvas" xmlns:mc="http://schemas.openxmlformats.org/markup-compatibility/2006" xmlns:o="urn:schemas-microsoft-com:office:office" xmlns:r="http://schemas.openxmlformats.org/officeDocument/2006/relationships" xmlns:m="http://schemas.openxmlformats.org/officeDocument/2006/math" xmlns:v="urn:schemas-microsoft-com:vml" xmlns:wp14="http://schemas.microsoft.com/office/word/2010/wordprocessingDrawing" xmlns:wp="http://schemas.openxmlformats.org/drawingml/2006/wordprocessingDrawing" xmlns:w10="urn:schemas-microsoft-com:office:word" xmlns:w="http://schemas.openxmlformats.org/wordprocessingml/2006/main" xmlns:w14="http://schemas.microsoft.com/office/word/2010/wordml" xmlns:w15="http://schemas.microsoft.com/office/word/2012/wordml" xmlns:wpg="http://schemas.microsoft.com/office/word/2010/wordprocessingGroup" xmlns:wpi="http://schemas.microsoft.com/office/word/2010/wordprocessingInk" xmlns:wne="http://schemas.microsoft.com/office/word/2006/wordml" xmlns:wps="http://schemas.microsoft.com/office/word/2010/wordprocessingShape" mc:Ignorable="w14 w15 wp14">
   <w:abstractNum w:abstractNumId="0" w15:restartNumberingAfterBreak="0">
     <w:nsid w:val="1AEC1266"/>
     <w:multiLevelType w:val="hybridMultilevel"/>
@@ -1074,14 +1778,14 @@
       <w:lvlJc w:val="left"/>
     </w:lvl>
   </w:abstractNum>
-  <w:num w:numId="1" w16cid:durableId="1418088625">
+  <w:num w:numId="1">
     <w:abstractNumId w:val="0"/>
   </w:num>
 </w:numbering>
 </file>
 
 <file path=word/styles.xml><?xml version="1.0" encoding="utf-8"?>
-<w:styles xmlns:mc="http://schemas.openxmlformats.org/markup-compatibility/2006" xmlns:r="http://schemas.openxmlformats.org/officeDocument/2006/relationships" xmlns:w="http://schemas.openxmlformats.org/wordprocessingml/2006/main" xmlns:w14="http://schemas.microsoft.com/office/word/2010/wordml" xmlns:w15="http://schemas.microsoft.com/office/word/2012/wordml" xmlns:w16cex="http://schemas.microsoft.com/office/word/2018/wordml/cex" xmlns:w16cid="http://schemas.microsoft.com/office/word/2016/wordml/cid" xmlns:w16="http://schemas.microsoft.com/office/word/2018/wordml" xmlns:w16du="http://schemas.microsoft.com/office/word/2023/wordml/word16du" xmlns:w16sdtdh="http://schemas.microsoft.com/office/word/2020/wordml/sdtdatahash" xmlns:w16sdtfl="http://schemas.microsoft.com/office/word/2024/wordml/sdtformatlock" xmlns:w16se="http://schemas.microsoft.com/office/word/2015/wordml/symex" mc:Ignorable="w14 w15 w16se w16cid w16 w16cex w16sdtdh w16sdtfl w16du">
+<w:styles xmlns:mc="http://schemas.openxmlformats.org/markup-compatibility/2006" xmlns:r="http://schemas.openxmlformats.org/officeDocument/2006/relationships" xmlns:w="http://schemas.openxmlformats.org/wordprocessingml/2006/main" xmlns:w14="http://schemas.microsoft.com/office/word/2010/wordml" xmlns:w15="http://schemas.microsoft.com/office/word/2012/wordml" mc:Ignorable="w14 w15">
   <w:docDefaults>
     <w:rPrDefault>
       <w:rPr>
@@ -1097,7 +1801,7 @@
       </w:pPr>
     </w:pPrDefault>
   </w:docDefaults>
-  <w:latentStyles w:defLockedState="0" w:defUIPriority="99" w:defSemiHidden="0" w:defUnhideWhenUsed="0" w:defQFormat="0" w:count="376">
+  <w:latentStyles w:defLockedState="0" w:defUIPriority="99" w:defSemiHidden="0" w:defUnhideWhenUsed="0" w:defQFormat="0" w:count="371">
     <w:lsdException w:name="Normal" w:uiPriority="0" w:qFormat="1"/>
     <w:lsdException w:name="heading 1" w:uiPriority="9" w:qFormat="1"/>
     <w:lsdException w:name="heading 2" w:semiHidden="1" w:uiPriority="9" w:unhideWhenUsed="1" w:qFormat="1"/>
@@ -1469,11 +2173,6 @@
     <w:lsdException w:name="List Table 5 Dark Accent 6" w:uiPriority="50"/>
     <w:lsdException w:name="List Table 6 Colorful Accent 6" w:uiPriority="51"/>
     <w:lsdException w:name="List Table 7 Colorful Accent 6" w:uiPriority="52"/>
-    <w:lsdException w:name="Mention" w:semiHidden="1" w:unhideWhenUsed="1"/>
-    <w:lsdException w:name="Smart Hyperlink" w:semiHidden="1" w:unhideWhenUsed="1"/>
-    <w:lsdException w:name="Hashtag" w:semiHidden="1" w:unhideWhenUsed="1"/>
-    <w:lsdException w:name="Unresolved Mention" w:semiHidden="1" w:unhideWhenUsed="1"/>
-    <w:lsdException w:name="Smart Link" w:semiHidden="1" w:unhideWhenUsed="1"/>
   </w:latentStyles>
   <w:style w:type="paragraph" w:default="1" w:styleId="a">
     <w:name w:val="Normal"/>
